--- a/idris/PHP React/Idris_Sadiq.docx
+++ b/idris/PHP React/Idris_Sadiq.docx
@@ -104,41 +104,27 @@
             <w:pPr>
               <w:spacing w:after="40"/>
               <w:jc w:val="center"/>
+              <w:rPr>
+                <w:rFonts w:ascii="Arial" w:eastAsia="Arial" w:hAnsi="Arial" w:cs="Arial"/>
+                <w:color w:val="BBBBBB"/>
+              </w:rPr>
             </w:pPr>
             <w:r>
               <w:rPr>
                 <w:rFonts w:ascii="Arial" w:eastAsia="Arial" w:hAnsi="Arial" w:cs="Arial"/>
                 <w:color w:val="BBBBBB"/>
               </w:rPr>
-              <w:t xml:space="preserve">Idrissadiq.pro@outlook.com  </w:t>
+              <w:t>Idrissdev@outlook.com | +1 (424) 458-6548 | Spring Valley, California, United States</w:t>
+            </w:r>
+            <w:r>
+              <w:t xml:space="preserve"> </w:t>
             </w:r>
             <w:r>
               <w:rPr>
                 <w:rFonts w:ascii="Arial" w:eastAsia="Arial" w:hAnsi="Arial" w:cs="Arial"/>
                 <w:color w:val="BBBBBB"/>
               </w:rPr>
-              <w:t>+1 (424) 458-6548</w:t>
-            </w:r>
-            <w:r>
-              <w:rPr>
-                <w:rFonts w:ascii="Arial" w:eastAsia="Arial" w:hAnsi="Arial" w:cs="Arial"/>
-                <w:color w:val="BBBBBB"/>
-              </w:rPr>
-              <w:t xml:space="preserve">|  </w:t>
-            </w:r>
-            <w:r>
-              <w:rPr>
-                <w:rFonts w:ascii="Arial" w:eastAsia="Arial" w:hAnsi="Arial" w:cs="Arial"/>
-                <w:color w:val="BBBBBB"/>
-              </w:rPr>
-              <w:t>Spring Valley</w:t>
-            </w:r>
-            <w:r>
-              <w:rPr>
-                <w:rFonts w:ascii="Arial" w:eastAsia="Arial" w:hAnsi="Arial" w:cs="Arial"/>
-                <w:color w:val="BBBBBB"/>
-              </w:rPr>
-              <w:t>, California, United States</w:t>
+              <w:t xml:space="preserve">https://www.linkedin.com/in/idris-sadiq-1b824b3b4 </w:t>
             </w:r>
           </w:p>
           <w:p>
@@ -150,15 +136,10 @@
                 <w:rFonts w:ascii="Arial" w:eastAsia="Arial" w:hAnsi="Arial" w:cs="Arial"/>
                 <w:color w:val="BBBBBB"/>
               </w:rPr>
-              <w:t xml:space="preserve">LinkedIn: </w:t>
+              <w:t>US citizen | White | English (Native)</w:t>
             </w:r>
-            <w:r>
-              <w:rPr>
-                <w:rFonts w:ascii="Arial" w:eastAsia="Arial" w:hAnsi="Arial" w:cs="Arial"/>
-                <w:color w:val="BBBBBB"/>
-              </w:rPr>
-              <w:t>https://www.linkedin.com/in/idris-sadiq-0640ab3b4/</w:t>
-            </w:r>
+            <w:bookmarkStart w:id="0" w:name="_GoBack"/>
+            <w:bookmarkEnd w:id="0"/>
           </w:p>
         </w:tc>
       </w:tr>
@@ -2203,6 +2184,7 @@
           <w:rFonts w:ascii="Arial" w:hAnsi="Arial" w:cs="Arial"/>
           <w:sz w:val="18"/>
         </w:rPr>
+        <w:lastRenderedPageBreak/>
         <w:t xml:space="preserve">Operated workloads on </w:t>
       </w:r>
       <w:r>
@@ -2365,7 +2347,6 @@
           <w:rFonts w:ascii="Arial" w:hAnsi="Arial" w:cs="Arial"/>
           <w:sz w:val="18"/>
         </w:rPr>
-        <w:lastRenderedPageBreak/>
         <w:t xml:space="preserve">Automated delivery with </w:t>
       </w:r>
       <w:proofErr w:type="spellStart"/>
@@ -3801,7 +3782,6 @@
           <w:sz w:val="25"/>
           <w:szCs w:val="25"/>
         </w:rPr>
-        <w:lastRenderedPageBreak/>
         <w:t>Software Engineer Intern</w:t>
       </w:r>
     </w:p>
@@ -4371,16 +4351,7 @@
           <w:rFonts w:ascii="Arial" w:hAnsi="Arial" w:cs="Arial"/>
           <w:sz w:val="18"/>
         </w:rPr>
-        <w:t>o</w:t>
-      </w:r>
-      <w:bookmarkStart w:id="0" w:name="_GoBack"/>
-      <w:bookmarkEnd w:id="0"/>
-      <w:r>
-        <w:rPr>
-          <w:rFonts w:ascii="Arial" w:hAnsi="Arial" w:cs="Arial"/>
-          <w:sz w:val="18"/>
-        </w:rPr>
-        <w:t>bservability</w:t>
+        <w:t>observability</w:t>
       </w:r>
       <w:proofErr w:type="spellEnd"/>
       <w:r>
